--- a/dokumentumok/Ruházati_Webshop_Müszaki_Dokumentációja_Gáspár_Benjámin_Szentes_Attila_Simon_Ernő.docx
+++ b/dokumentumok/Ruházati_Webshop_Müszaki_Dokumentációja_Gáspár_Benjámin_Szentes_Attila_Simon_Ernő.docx
@@ -7411,15 +7411,7 @@
       </w:r>
       <w:proofErr w:type="spellEnd"/>
       <w:r>
-        <w:t xml:space="preserve">) nélkül készült, kizárólag </w:t>
-      </w:r>
-      <w:proofErr w:type="spellStart"/>
-      <w:r>
-        <w:t>vanilla</w:t>
-      </w:r>
-      <w:proofErr w:type="spellEnd"/>
-      <w:r>
-        <w:t xml:space="preserve"> JavaScript (ES6+), HTML5 és CSS3 felhasználásával. Ez az egyszerűbb megközelítés nemcsak a tanulási folyamat szempontjából előnyös, hanem a betöltési idő is rövidebb, hiszen nem kell megvárni egy nagyobb </w:t>
+        <w:t xml:space="preserve">) nélkül készült, kizárólag JavaScript (ES6+), HTML5 és CSS3 felhasználásával. Ez az egyszerűbb megközelítés nemcsak a tanulási folyamat szempontjából előnyös, hanem a betöltési idő is rövidebb, hiszen nem kell megvárni egy nagyobb </w:t>
       </w:r>
       <w:proofErr w:type="spellStart"/>
       <w:r>
@@ -16464,7 +16456,7 @@
         </w:rPr>
         <w:lastRenderedPageBreak/>
         <w:drawing>
-          <wp:inline distT="0" distB="0" distL="0" distR="0" wp14:anchorId="260E1477" wp14:editId="0451C63C">
+          <wp:inline distT="0" distB="0" distL="0" distR="0" wp14:anchorId="260E1477" wp14:editId="4C58A577">
             <wp:extent cx="5753100" cy="4792980"/>
             <wp:effectExtent l="0" t="0" r="0" b="0"/>
             <wp:docPr id="10794611" name="Kép 1"/>
@@ -16481,7 +16473,7 @@
                     </pic:cNvPicPr>
                   </pic:nvPicPr>
                   <pic:blipFill>
-                    <a:blip r:embed="rId7" cstate="print">
+                    <a:blip r:embed="rId8" cstate="print">
                       <a:extLst>
                         <a:ext uri="{28A0092B-C50C-407E-A947-70E740481C1C}">
                           <a14:useLocalDpi xmlns:a14="http://schemas.microsoft.com/office/drawing/2010/main" val="0"/>
@@ -22968,7 +22960,7 @@
                     </pic:cNvPicPr>
                   </pic:nvPicPr>
                   <pic:blipFill>
-                    <a:blip r:embed="rId8"/>
+                    <a:blip r:embed="rId9"/>
                     <a:srcRect/>
                     <a:stretch>
                       <a:fillRect/>
@@ -23077,120 +23069,6 @@
             <wp:extent cx="2000250" cy="2867025"/>
             <wp:effectExtent l="0" t="0" r="0" b="0"/>
             <wp:docPr id="1174127291" name="Kép 1174127291"/>
-            <wp:cNvGraphicFramePr>
-              <a:graphicFrameLocks xmlns:a="http://schemas.openxmlformats.org/drawingml/2006/main" noChangeAspect="1"/>
-            </wp:cNvGraphicFramePr>
-            <a:graphic xmlns:a="http://schemas.openxmlformats.org/drawingml/2006/main">
-              <a:graphicData uri="http://schemas.openxmlformats.org/drawingml/2006/picture">
-                <pic:pic xmlns:pic="http://schemas.openxmlformats.org/drawingml/2006/picture">
-                  <pic:nvPicPr>
-                    <pic:cNvPr id="0" name=""/>
-                    <pic:cNvPicPr>
-                      <a:picLocks noChangeAspect="1" noChangeArrowheads="1"/>
-                    </pic:cNvPicPr>
-                  </pic:nvPicPr>
-                  <pic:blipFill>
-                    <a:blip r:embed="rId9"/>
-                    <a:srcRect/>
-                    <a:stretch>
-                      <a:fillRect/>
-                    </a:stretch>
-                  </pic:blipFill>
-                  <pic:spPr bwMode="auto">
-                    <a:xfrm>
-                      <a:off x="0" y="0"/>
-                      <a:ext cx="2000250" cy="2867025"/>
-                    </a:xfrm>
-                    <a:prstGeom prst="rect">
-                      <a:avLst/>
-                    </a:prstGeom>
-                  </pic:spPr>
-                </pic:pic>
-              </a:graphicData>
-            </a:graphic>
-          </wp:inline>
-        </w:drawing>
-      </w:r>
-    </w:p>
-    <w:p>
-      <w:pPr>
-        <w:keepLines/>
-        <w:spacing w:before="30" w:after="200"/>
-        <w:jc w:val="center"/>
-      </w:pPr>
-      <w:r>
-        <w:rPr>
-          <w:i/>
-          <w:iCs/>
-          <w:color w:val="666666"/>
-          <w:sz w:val="20"/>
-          <w:szCs w:val="20"/>
-        </w:rPr>
-        <w:t>7.2. ábra – A főoldal mobilnézete a hamburger menüvel</w:t>
-      </w:r>
-    </w:p>
-    <w:p>
-      <w:pPr>
-        <w:pStyle w:val="Cmsor2"/>
-      </w:pPr>
-      <w:bookmarkStart w:id="45" w:name="_Toc227325522"/>
-      <w:r>
-        <w:t>7.4. Termékoldal (product.html + product.js)</w:t>
-      </w:r>
-      <w:bookmarkEnd w:id="45"/>
-    </w:p>
-    <w:p>
-      <w:pPr>
-        <w:spacing w:after="160"/>
-      </w:pPr>
-      <w:r>
-        <w:t xml:space="preserve">A termékoldal egy konkrét termék részleteit jeleníti meg. Az oldal betöltésekor a product.js kiolvassa a </w:t>
-      </w:r>
-      <w:proofErr w:type="spellStart"/>
-      <w:r>
-        <w:t>selectedProduct</w:t>
-      </w:r>
-      <w:proofErr w:type="spellEnd"/>
-      <w:r>
-        <w:t xml:space="preserve">-ot a </w:t>
-      </w:r>
-      <w:proofErr w:type="spellStart"/>
-      <w:r>
-        <w:t>localStorage-ból</w:t>
-      </w:r>
-      <w:proofErr w:type="spellEnd"/>
-      <w:r>
-        <w:t xml:space="preserve"> (amelyet a főoldalon kattintáskor mentünk </w:t>
-      </w:r>
-      <w:r>
-        <w:lastRenderedPageBreak/>
-        <w:t xml:space="preserve">el), majd dinamikusan feltölti a DOM elemeket az adatokkal. A különlegessége a méretválasztó logikában rejlik: minden mérethez egy külön gomb generálódik, amelyen látható a készlet darabszáma, és ha elfogyott, a gomb </w:t>
-      </w:r>
-      <w:proofErr w:type="spellStart"/>
-      <w:r>
-        <w:t>letiltódik</w:t>
-      </w:r>
-      <w:proofErr w:type="spellEnd"/>
-      <w:r>
-        <w:t>.</w:t>
-      </w:r>
-    </w:p>
-    <w:p>
-      <w:pPr>
-        <w:keepNext/>
-        <w:keepLines/>
-        <w:spacing w:before="120" w:after="60"/>
-        <w:jc w:val="center"/>
-      </w:pPr>
-      <w:r>
-        <w:rPr>
-          <w:noProof/>
-        </w:rPr>
-        <w:drawing>
-          <wp:inline distT="0" distB="0" distL="0" distR="0" wp14:anchorId="5ADB56C0" wp14:editId="2B9BEDED">
-            <wp:extent cx="4381500" cy="2266950"/>
-            <wp:effectExtent l="0" t="0" r="0" b="0"/>
-            <wp:docPr id="1493606536" name="Kép 1493606536"/>
             <wp:cNvGraphicFramePr>
               <a:graphicFrameLocks xmlns:a="http://schemas.openxmlformats.org/drawingml/2006/main" noChangeAspect="1"/>
             </wp:cNvGraphicFramePr>
@@ -23213,7 +23091,7 @@
                   <pic:spPr bwMode="auto">
                     <a:xfrm>
                       <a:off x="0" y="0"/>
-                      <a:ext cx="4381500" cy="2266950"/>
+                      <a:ext cx="2000250" cy="2867025"/>
                     </a:xfrm>
                     <a:prstGeom prst="rect">
                       <a:avLst/>
@@ -23240,31 +23118,53 @@
           <w:sz w:val="20"/>
           <w:szCs w:val="20"/>
         </w:rPr>
-        <w:t>7.3. ábra – Termék részletek oldal méretválasztóval (asztali nézet)</w:t>
-      </w:r>
+        <w:t>7.2. ábra – A főoldal mobilnézete a hamburger menüvel</w:t>
+      </w:r>
+    </w:p>
+    <w:p>
+      <w:pPr>
+        <w:pStyle w:val="Cmsor2"/>
+      </w:pPr>
+      <w:bookmarkStart w:id="45" w:name="_Toc227325522"/>
+      <w:r>
+        <w:t>7.4. Termékoldal (product.html + product.js)</w:t>
+      </w:r>
+      <w:bookmarkEnd w:id="45"/>
     </w:p>
     <w:p>
       <w:pPr>
         <w:spacing w:after="160"/>
       </w:pPr>
       <w:r>
-        <w:t xml:space="preserve">A felhasználó által választott méret a </w:t>
-      </w:r>
-      <w:proofErr w:type="spellStart"/>
-      <w:r>
-        <w:t>window.selectedSize</w:t>
-      </w:r>
-      <w:proofErr w:type="spellEnd"/>
-      <w:r>
-        <w:t xml:space="preserve"> változóba kerül, és amikor rákattint a "Kosárba" gombra, az </w:t>
-      </w:r>
-      <w:proofErr w:type="spellStart"/>
-      <w:r>
-        <w:t>addToCart</w:t>
-      </w:r>
-      <w:proofErr w:type="spellEnd"/>
-      <w:r>
-        <w:t>() függvény elmenti a kosárba a kiválasztott méretet is. A mennyiségválasztó mező automatikusan korlátozódik az elérhető készletre, így a felhasználó nem tud olyan mennyiséget megadni, ami túllépné a raktáron lévőt.</w:t>
+        <w:t xml:space="preserve">A termékoldal egy konkrét termék részleteit jeleníti meg. Az oldal betöltésekor a product.js kiolvassa a </w:t>
+      </w:r>
+      <w:proofErr w:type="spellStart"/>
+      <w:r>
+        <w:t>selectedProduct</w:t>
+      </w:r>
+      <w:proofErr w:type="spellEnd"/>
+      <w:r>
+        <w:t xml:space="preserve">-ot a </w:t>
+      </w:r>
+      <w:proofErr w:type="spellStart"/>
+      <w:r>
+        <w:t>localStorage-ból</w:t>
+      </w:r>
+      <w:proofErr w:type="spellEnd"/>
+      <w:r>
+        <w:t xml:space="preserve"> (amelyet a főoldalon kattintáskor mentünk </w:t>
+      </w:r>
+      <w:r>
+        <w:lastRenderedPageBreak/>
+        <w:t xml:space="preserve">el), majd dinamikusan feltölti a DOM elemeket az adatokkal. A különlegessége a méretválasztó logikában rejlik: minden mérethez egy külön gomb generálódik, amelyen látható a készlet darabszáma, és ha elfogyott, a gomb </w:t>
+      </w:r>
+      <w:proofErr w:type="spellStart"/>
+      <w:r>
+        <w:t>letiltódik</w:t>
+      </w:r>
+      <w:proofErr w:type="spellEnd"/>
+      <w:r>
+        <w:t>.</w:t>
       </w:r>
     </w:p>
     <w:p>
@@ -23279,10 +23179,10 @@
           <w:noProof/>
         </w:rPr>
         <w:drawing>
-          <wp:inline distT="0" distB="0" distL="0" distR="0" wp14:anchorId="18035F56" wp14:editId="546D2F99">
-            <wp:extent cx="2000250" cy="2867025"/>
+          <wp:inline distT="0" distB="0" distL="0" distR="0" wp14:anchorId="5ADB56C0" wp14:editId="2B9BEDED">
+            <wp:extent cx="4381500" cy="2266950"/>
             <wp:effectExtent l="0" t="0" r="0" b="0"/>
-            <wp:docPr id="1226352548" name="Kép 1226352548"/>
+            <wp:docPr id="1493606536" name="Kép 1493606536"/>
             <wp:cNvGraphicFramePr>
               <a:graphicFrameLocks xmlns:a="http://schemas.openxmlformats.org/drawingml/2006/main" noChangeAspect="1"/>
             </wp:cNvGraphicFramePr>
@@ -23305,7 +23205,7 @@
                   <pic:spPr bwMode="auto">
                     <a:xfrm>
                       <a:off x="0" y="0"/>
-                      <a:ext cx="2000250" cy="2867025"/>
+                      <a:ext cx="4381500" cy="2266950"/>
                     </a:xfrm>
                     <a:prstGeom prst="rect">
                       <a:avLst/>
@@ -23332,42 +23232,31 @@
           <w:sz w:val="20"/>
           <w:szCs w:val="20"/>
         </w:rPr>
-        <w:t>7.4. ábra – Termékoldal mobilnézetben: méretválasztó és készletinformáció</w:t>
-      </w:r>
-    </w:p>
-    <w:p>
-      <w:pPr>
-        <w:pStyle w:val="Cmsor2"/>
-      </w:pPr>
-      <w:bookmarkStart w:id="46" w:name="_Toc227325523"/>
-      <w:r>
-        <w:lastRenderedPageBreak/>
-        <w:t>7.5. Kosár (cart.html + cart.js)</w:t>
-      </w:r>
-      <w:bookmarkEnd w:id="46"/>
+        <w:t>7.3. ábra – Termék részletek oldal méretválasztóval (asztali nézet)</w:t>
+      </w:r>
     </w:p>
     <w:p>
       <w:pPr>
         <w:spacing w:after="160"/>
       </w:pPr>
       <w:r>
-        <w:t xml:space="preserve">A kosár tartalma kizárólag a böngésző </w:t>
-      </w:r>
-      <w:proofErr w:type="spellStart"/>
-      <w:r>
-        <w:t>localStorage-jában</w:t>
-      </w:r>
-      <w:proofErr w:type="spellEnd"/>
-      <w:r>
-        <w:t xml:space="preserve"> tárolódik, így nincs szükség bejelentkezésre a kosár használatához, és akkor is megmarad az adat, ha a felhasználó bezárja a böngészőt. A kosár egy JSON tömb, amelyben minden elem tartalmazza a termék </w:t>
-      </w:r>
-      <w:proofErr w:type="spellStart"/>
-      <w:r>
-        <w:t>id</w:t>
-      </w:r>
-      <w:proofErr w:type="spellEnd"/>
-      <w:r>
-        <w:t>-jét, nevét, árát, képét, méretét és mennyiségét.</w:t>
+        <w:t xml:space="preserve">A felhasználó által választott méret a </w:t>
+      </w:r>
+      <w:proofErr w:type="spellStart"/>
+      <w:r>
+        <w:t>window.selectedSize</w:t>
+      </w:r>
+      <w:proofErr w:type="spellEnd"/>
+      <w:r>
+        <w:t xml:space="preserve"> változóba kerül, és amikor rákattint a "Kosárba" gombra, az </w:t>
+      </w:r>
+      <w:proofErr w:type="spellStart"/>
+      <w:r>
+        <w:t>addToCart</w:t>
+      </w:r>
+      <w:proofErr w:type="spellEnd"/>
+      <w:r>
+        <w:t>() függvény elmenti a kosárba a kiválasztott méretet is. A mennyiségválasztó mező automatikusan korlátozódik az elérhető készletre, így a felhasználó nem tud olyan mennyiséget megadni, ami túllépné a raktáron lévőt.</w:t>
       </w:r>
     </w:p>
     <w:p>
@@ -23382,10 +23271,10 @@
           <w:noProof/>
         </w:rPr>
         <w:drawing>
-          <wp:inline distT="0" distB="0" distL="0" distR="0" wp14:anchorId="7BC7D3C0" wp14:editId="3C135E6B">
-            <wp:extent cx="4381500" cy="2266950"/>
+          <wp:inline distT="0" distB="0" distL="0" distR="0" wp14:anchorId="18035F56" wp14:editId="546D2F99">
+            <wp:extent cx="2000250" cy="2867025"/>
             <wp:effectExtent l="0" t="0" r="0" b="0"/>
-            <wp:docPr id="1441212790" name="Kép 1441212790"/>
+            <wp:docPr id="1226352548" name="Kép 1226352548"/>
             <wp:cNvGraphicFramePr>
               <a:graphicFrameLocks xmlns:a="http://schemas.openxmlformats.org/drawingml/2006/main" noChangeAspect="1"/>
             </wp:cNvGraphicFramePr>
@@ -23408,6 +23297,109 @@
                   <pic:spPr bwMode="auto">
                     <a:xfrm>
                       <a:off x="0" y="0"/>
+                      <a:ext cx="2000250" cy="2867025"/>
+                    </a:xfrm>
+                    <a:prstGeom prst="rect">
+                      <a:avLst/>
+                    </a:prstGeom>
+                  </pic:spPr>
+                </pic:pic>
+              </a:graphicData>
+            </a:graphic>
+          </wp:inline>
+        </w:drawing>
+      </w:r>
+    </w:p>
+    <w:p>
+      <w:pPr>
+        <w:keepLines/>
+        <w:spacing w:before="30" w:after="200"/>
+        <w:jc w:val="center"/>
+      </w:pPr>
+      <w:r>
+        <w:rPr>
+          <w:i/>
+          <w:iCs/>
+          <w:color w:val="666666"/>
+          <w:sz w:val="20"/>
+          <w:szCs w:val="20"/>
+        </w:rPr>
+        <w:t>7.4. ábra – Termékoldal mobilnézetben: méretválasztó és készletinformáció</w:t>
+      </w:r>
+    </w:p>
+    <w:p>
+      <w:pPr>
+        <w:pStyle w:val="Cmsor2"/>
+      </w:pPr>
+      <w:bookmarkStart w:id="46" w:name="_Toc227325523"/>
+      <w:r>
+        <w:lastRenderedPageBreak/>
+        <w:t>7.5. Kosár (cart.html + cart.js)</w:t>
+      </w:r>
+      <w:bookmarkEnd w:id="46"/>
+    </w:p>
+    <w:p>
+      <w:pPr>
+        <w:spacing w:after="160"/>
+      </w:pPr>
+      <w:r>
+        <w:t xml:space="preserve">A kosár tartalma kizárólag a böngésző </w:t>
+      </w:r>
+      <w:proofErr w:type="spellStart"/>
+      <w:r>
+        <w:t>localStorage-jában</w:t>
+      </w:r>
+      <w:proofErr w:type="spellEnd"/>
+      <w:r>
+        <w:t xml:space="preserve"> tárolódik, így nincs szükség bejelentkezésre a kosár használatához, és akkor is megmarad az adat, ha a felhasználó bezárja a böngészőt. A kosár egy JSON tömb, amelyben minden elem tartalmazza a termék </w:t>
+      </w:r>
+      <w:proofErr w:type="spellStart"/>
+      <w:r>
+        <w:t>id</w:t>
+      </w:r>
+      <w:proofErr w:type="spellEnd"/>
+      <w:r>
+        <w:t>-jét, nevét, árát, képét, méretét és mennyiségét.</w:t>
+      </w:r>
+    </w:p>
+    <w:p>
+      <w:pPr>
+        <w:keepNext/>
+        <w:keepLines/>
+        <w:spacing w:before="120" w:after="60"/>
+        <w:jc w:val="center"/>
+      </w:pPr>
+      <w:r>
+        <w:rPr>
+          <w:noProof/>
+        </w:rPr>
+        <w:drawing>
+          <wp:inline distT="0" distB="0" distL="0" distR="0" wp14:anchorId="7BC7D3C0" wp14:editId="3C135E6B">
+            <wp:extent cx="4381500" cy="2266950"/>
+            <wp:effectExtent l="0" t="0" r="0" b="0"/>
+            <wp:docPr id="1441212790" name="Kép 1441212790"/>
+            <wp:cNvGraphicFramePr>
+              <a:graphicFrameLocks xmlns:a="http://schemas.openxmlformats.org/drawingml/2006/main" noChangeAspect="1"/>
+            </wp:cNvGraphicFramePr>
+            <a:graphic xmlns:a="http://schemas.openxmlformats.org/drawingml/2006/main">
+              <a:graphicData uri="http://schemas.openxmlformats.org/drawingml/2006/picture">
+                <pic:pic xmlns:pic="http://schemas.openxmlformats.org/drawingml/2006/picture">
+                  <pic:nvPicPr>
+                    <pic:cNvPr id="0" name=""/>
+                    <pic:cNvPicPr>
+                      <a:picLocks noChangeAspect="1" noChangeArrowheads="1"/>
+                    </pic:cNvPicPr>
+                  </pic:nvPicPr>
+                  <pic:blipFill>
+                    <a:blip r:embed="rId13"/>
+                    <a:srcRect/>
+                    <a:stretch>
+                      <a:fillRect/>
+                    </a:stretch>
+                  </pic:blipFill>
+                  <pic:spPr bwMode="auto">
+                    <a:xfrm>
+                      <a:off x="0" y="0"/>
                       <a:ext cx="4381500" cy="2266950"/>
                     </a:xfrm>
                     <a:prstGeom prst="rect">
@@ -23516,7 +23508,7 @@
                     </pic:cNvPicPr>
                   </pic:nvPicPr>
                   <pic:blipFill>
-                    <a:blip r:embed="rId13"/>
+                    <a:blip r:embed="rId14"/>
                     <a:srcRect/>
                     <a:stretch>
                       <a:fillRect/>
@@ -23634,7 +23626,7 @@
                     </pic:cNvPicPr>
                   </pic:nvPicPr>
                   <pic:blipFill>
-                    <a:blip r:embed="rId14"/>
+                    <a:blip r:embed="rId15"/>
                     <a:srcRect/>
                     <a:stretch>
                       <a:fillRect/>
@@ -23727,7 +23719,7 @@
                     </pic:cNvPicPr>
                   </pic:nvPicPr>
                   <pic:blipFill>
-                    <a:blip r:embed="rId15"/>
+                    <a:blip r:embed="rId16"/>
                     <a:srcRect/>
                     <a:stretch>
                       <a:fillRect/>
@@ -24046,160 +24038,6 @@
             <wp:extent cx="4381500" cy="2266950"/>
             <wp:effectExtent l="0" t="0" r="0" b="0"/>
             <wp:docPr id="1740612180" name="Kép 1740612180"/>
-            <wp:cNvGraphicFramePr>
-              <a:graphicFrameLocks xmlns:a="http://schemas.openxmlformats.org/drawingml/2006/main" noChangeAspect="1"/>
-            </wp:cNvGraphicFramePr>
-            <a:graphic xmlns:a="http://schemas.openxmlformats.org/drawingml/2006/main">
-              <a:graphicData uri="http://schemas.openxmlformats.org/drawingml/2006/picture">
-                <pic:pic xmlns:pic="http://schemas.openxmlformats.org/drawingml/2006/picture">
-                  <pic:nvPicPr>
-                    <pic:cNvPr id="0" name=""/>
-                    <pic:cNvPicPr>
-                      <a:picLocks noChangeAspect="1" noChangeArrowheads="1"/>
-                    </pic:cNvPicPr>
-                  </pic:nvPicPr>
-                  <pic:blipFill>
-                    <a:blip r:embed="rId16"/>
-                    <a:srcRect/>
-                    <a:stretch>
-                      <a:fillRect/>
-                    </a:stretch>
-                  </pic:blipFill>
-                  <pic:spPr bwMode="auto">
-                    <a:xfrm>
-                      <a:off x="0" y="0"/>
-                      <a:ext cx="4381500" cy="2266950"/>
-                    </a:xfrm>
-                    <a:prstGeom prst="rect">
-                      <a:avLst/>
-                    </a:prstGeom>
-                  </pic:spPr>
-                </pic:pic>
-              </a:graphicData>
-            </a:graphic>
-          </wp:inline>
-        </w:drawing>
-      </w:r>
-    </w:p>
-    <w:p>
-      <w:pPr>
-        <w:keepLines/>
-        <w:spacing w:before="30" w:after="200"/>
-        <w:jc w:val="center"/>
-      </w:pPr>
-      <w:r>
-        <w:rPr>
-          <w:i/>
-          <w:iCs/>
-          <w:color w:val="666666"/>
-          <w:sz w:val="20"/>
-          <w:szCs w:val="20"/>
-        </w:rPr>
-        <w:t xml:space="preserve">7.9. ábra – </w:t>
-      </w:r>
-      <w:proofErr w:type="spellStart"/>
-      <w:r>
-        <w:rPr>
-          <w:i/>
-          <w:iCs/>
-          <w:color w:val="666666"/>
-          <w:sz w:val="20"/>
-          <w:szCs w:val="20"/>
-        </w:rPr>
-        <w:t>Admin</w:t>
-      </w:r>
-      <w:proofErr w:type="spellEnd"/>
-      <w:r>
-        <w:rPr>
-          <w:i/>
-          <w:iCs/>
-          <w:color w:val="666666"/>
-          <w:sz w:val="20"/>
-          <w:szCs w:val="20"/>
-        </w:rPr>
-        <w:t xml:space="preserve"> irányítópult statisztikai kártyákkal és diagramokkal</w:t>
-      </w:r>
-    </w:p>
-    <w:p>
-      <w:pPr>
-        <w:spacing w:after="160"/>
-      </w:pPr>
-      <w:r>
-        <w:t>Az Irányítópult fülön három statisztikai kártya mutatja az összes bevételt, a rendelések számát és a vásárlók számát. Ezek adatai a /</w:t>
-      </w:r>
-      <w:proofErr w:type="spellStart"/>
-      <w:r>
-        <w:t>admin</w:t>
-      </w:r>
-      <w:proofErr w:type="spellEnd"/>
-      <w:r>
-        <w:t>/</w:t>
-      </w:r>
-      <w:proofErr w:type="spellStart"/>
-      <w:r>
-        <w:t>orders</w:t>
-      </w:r>
-      <w:proofErr w:type="spellEnd"/>
-      <w:r>
-        <w:t xml:space="preserve"> és /</w:t>
-      </w:r>
-      <w:proofErr w:type="spellStart"/>
-      <w:r>
-        <w:t>admin</w:t>
-      </w:r>
-      <w:proofErr w:type="spellEnd"/>
-      <w:r>
-        <w:t>/</w:t>
-      </w:r>
-      <w:proofErr w:type="spellStart"/>
-      <w:r>
-        <w:t>users</w:t>
-      </w:r>
-      <w:proofErr w:type="spellEnd"/>
-      <w:r>
-        <w:t xml:space="preserve"> végpontok válaszai alapján számolódnak ki kliensoldalon. Két Chart.js alapú diagram jeleníti meg a kategória-megoszlást (</w:t>
-      </w:r>
-      <w:proofErr w:type="spellStart"/>
-      <w:r>
-        <w:t>doughnut</w:t>
-      </w:r>
-      <w:proofErr w:type="spellEnd"/>
-      <w:r>
-        <w:t xml:space="preserve"> </w:t>
-      </w:r>
-      <w:proofErr w:type="spellStart"/>
-      <w:r>
-        <w:t>chart</w:t>
-      </w:r>
-      <w:proofErr w:type="spellEnd"/>
-      <w:r>
-        <w:t xml:space="preserve">) és a heti bevételi trendet (line </w:t>
-      </w:r>
-      <w:proofErr w:type="spellStart"/>
-      <w:r>
-        <w:t>chart</w:t>
-      </w:r>
-      <w:proofErr w:type="spellEnd"/>
-      <w:r>
-        <w:t>).</w:t>
-      </w:r>
-    </w:p>
-    <w:p>
-      <w:pPr>
-        <w:keepNext/>
-        <w:keepLines/>
-        <w:spacing w:before="120" w:after="60"/>
-        <w:jc w:val="center"/>
-      </w:pPr>
-      <w:r>
-        <w:rPr>
-          <w:noProof/>
-        </w:rPr>
-        <w:drawing>
-          <wp:inline distT="0" distB="0" distL="0" distR="0" wp14:anchorId="34DFA9AA" wp14:editId="037CA771">
-            <wp:extent cx="4381500" cy="2266950"/>
-            <wp:effectExtent l="0" t="0" r="0" b="0"/>
-            <wp:docPr id="99584168" name="Kép 99584168"/>
             <wp:cNvGraphicFramePr>
               <a:graphicFrameLocks xmlns:a="http://schemas.openxmlformats.org/drawingml/2006/main" noChangeAspect="1"/>
             </wp:cNvGraphicFramePr>
@@ -24249,6 +24087,160 @@
           <w:sz w:val="20"/>
           <w:szCs w:val="20"/>
         </w:rPr>
+        <w:t xml:space="preserve">7.9. ábra – </w:t>
+      </w:r>
+      <w:proofErr w:type="spellStart"/>
+      <w:r>
+        <w:rPr>
+          <w:i/>
+          <w:iCs/>
+          <w:color w:val="666666"/>
+          <w:sz w:val="20"/>
+          <w:szCs w:val="20"/>
+        </w:rPr>
+        <w:t>Admin</w:t>
+      </w:r>
+      <w:proofErr w:type="spellEnd"/>
+      <w:r>
+        <w:rPr>
+          <w:i/>
+          <w:iCs/>
+          <w:color w:val="666666"/>
+          <w:sz w:val="20"/>
+          <w:szCs w:val="20"/>
+        </w:rPr>
+        <w:t xml:space="preserve"> irányítópult statisztikai kártyákkal és diagramokkal</w:t>
+      </w:r>
+    </w:p>
+    <w:p>
+      <w:pPr>
+        <w:spacing w:after="160"/>
+      </w:pPr>
+      <w:r>
+        <w:t>Az Irányítópult fülön három statisztikai kártya mutatja az összes bevételt, a rendelések számát és a vásárlók számát. Ezek adatai a /</w:t>
+      </w:r>
+      <w:proofErr w:type="spellStart"/>
+      <w:r>
+        <w:t>admin</w:t>
+      </w:r>
+      <w:proofErr w:type="spellEnd"/>
+      <w:r>
+        <w:t>/</w:t>
+      </w:r>
+      <w:proofErr w:type="spellStart"/>
+      <w:r>
+        <w:t>orders</w:t>
+      </w:r>
+      <w:proofErr w:type="spellEnd"/>
+      <w:r>
+        <w:t xml:space="preserve"> és /</w:t>
+      </w:r>
+      <w:proofErr w:type="spellStart"/>
+      <w:r>
+        <w:t>admin</w:t>
+      </w:r>
+      <w:proofErr w:type="spellEnd"/>
+      <w:r>
+        <w:t>/</w:t>
+      </w:r>
+      <w:proofErr w:type="spellStart"/>
+      <w:r>
+        <w:t>users</w:t>
+      </w:r>
+      <w:proofErr w:type="spellEnd"/>
+      <w:r>
+        <w:t xml:space="preserve"> végpontok válaszai alapján számolódnak ki kliensoldalon. Két Chart.js alapú diagram jeleníti meg a kategória-megoszlást (</w:t>
+      </w:r>
+      <w:proofErr w:type="spellStart"/>
+      <w:r>
+        <w:t>doughnut</w:t>
+      </w:r>
+      <w:proofErr w:type="spellEnd"/>
+      <w:r>
+        <w:t xml:space="preserve"> </w:t>
+      </w:r>
+      <w:proofErr w:type="spellStart"/>
+      <w:r>
+        <w:t>chart</w:t>
+      </w:r>
+      <w:proofErr w:type="spellEnd"/>
+      <w:r>
+        <w:t xml:space="preserve">) és a heti bevételi trendet (line </w:t>
+      </w:r>
+      <w:proofErr w:type="spellStart"/>
+      <w:r>
+        <w:t>chart</w:t>
+      </w:r>
+      <w:proofErr w:type="spellEnd"/>
+      <w:r>
+        <w:t>).</w:t>
+      </w:r>
+    </w:p>
+    <w:p>
+      <w:pPr>
+        <w:keepNext/>
+        <w:keepLines/>
+        <w:spacing w:before="120" w:after="60"/>
+        <w:jc w:val="center"/>
+      </w:pPr>
+      <w:r>
+        <w:rPr>
+          <w:noProof/>
+        </w:rPr>
+        <w:drawing>
+          <wp:inline distT="0" distB="0" distL="0" distR="0" wp14:anchorId="34DFA9AA" wp14:editId="037CA771">
+            <wp:extent cx="4381500" cy="2266950"/>
+            <wp:effectExtent l="0" t="0" r="0" b="0"/>
+            <wp:docPr id="99584168" name="Kép 99584168"/>
+            <wp:cNvGraphicFramePr>
+              <a:graphicFrameLocks xmlns:a="http://schemas.openxmlformats.org/drawingml/2006/main" noChangeAspect="1"/>
+            </wp:cNvGraphicFramePr>
+            <a:graphic xmlns:a="http://schemas.openxmlformats.org/drawingml/2006/main">
+              <a:graphicData uri="http://schemas.openxmlformats.org/drawingml/2006/picture">
+                <pic:pic xmlns:pic="http://schemas.openxmlformats.org/drawingml/2006/picture">
+                  <pic:nvPicPr>
+                    <pic:cNvPr id="0" name=""/>
+                    <pic:cNvPicPr>
+                      <a:picLocks noChangeAspect="1" noChangeArrowheads="1"/>
+                    </pic:cNvPicPr>
+                  </pic:nvPicPr>
+                  <pic:blipFill>
+                    <a:blip r:embed="rId18"/>
+                    <a:srcRect/>
+                    <a:stretch>
+                      <a:fillRect/>
+                    </a:stretch>
+                  </pic:blipFill>
+                  <pic:spPr bwMode="auto">
+                    <a:xfrm>
+                      <a:off x="0" y="0"/>
+                      <a:ext cx="4381500" cy="2266950"/>
+                    </a:xfrm>
+                    <a:prstGeom prst="rect">
+                      <a:avLst/>
+                    </a:prstGeom>
+                  </pic:spPr>
+                </pic:pic>
+              </a:graphicData>
+            </a:graphic>
+          </wp:inline>
+        </w:drawing>
+      </w:r>
+    </w:p>
+    <w:p>
+      <w:pPr>
+        <w:keepLines/>
+        <w:spacing w:before="30" w:after="200"/>
+        <w:jc w:val="center"/>
+      </w:pPr>
+      <w:r>
+        <w:rPr>
+          <w:i/>
+          <w:iCs/>
+          <w:color w:val="666666"/>
+          <w:sz w:val="20"/>
+          <w:szCs w:val="20"/>
+        </w:rPr>
         <w:t>7.10. ábra – Termék szerkesztő űrlap az adminisztrátori felületen</w:t>
       </w:r>
     </w:p>
@@ -24290,7 +24282,7 @@
                     </pic:cNvPicPr>
                   </pic:nvPicPr>
                   <pic:blipFill>
-                    <a:blip r:embed="rId18"/>
+                    <a:blip r:embed="rId19"/>
                     <a:srcRect/>
                     <a:stretch>
                       <a:fillRect/>
@@ -25460,7 +25452,7 @@
                     </pic:cNvPicPr>
                   </pic:nvPicPr>
                   <pic:blipFill>
-                    <a:blip r:embed="rId19"/>
+                    <a:blip r:embed="rId20"/>
                     <a:srcRect/>
                     <a:stretch>
                       <a:fillRect/>
@@ -25556,195 +25548,6 @@
             <wp:extent cx="2000250" cy="2867025"/>
             <wp:effectExtent l="0" t="0" r="0" b="0"/>
             <wp:docPr id="1262952039" name="Kép 1262952039"/>
-            <wp:cNvGraphicFramePr>
-              <a:graphicFrameLocks xmlns:a="http://schemas.openxmlformats.org/drawingml/2006/main" noChangeAspect="1"/>
-            </wp:cNvGraphicFramePr>
-            <a:graphic xmlns:a="http://schemas.openxmlformats.org/drawingml/2006/main">
-              <a:graphicData uri="http://schemas.openxmlformats.org/drawingml/2006/picture">
-                <pic:pic xmlns:pic="http://schemas.openxmlformats.org/drawingml/2006/picture">
-                  <pic:nvPicPr>
-                    <pic:cNvPr id="0" name=""/>
-                    <pic:cNvPicPr>
-                      <a:picLocks noChangeAspect="1" noChangeArrowheads="1"/>
-                    </pic:cNvPicPr>
-                  </pic:nvPicPr>
-                  <pic:blipFill>
-                    <a:blip r:embed="rId20"/>
-                    <a:srcRect/>
-                    <a:stretch>
-                      <a:fillRect/>
-                    </a:stretch>
-                  </pic:blipFill>
-                  <pic:spPr bwMode="auto">
-                    <a:xfrm>
-                      <a:off x="0" y="0"/>
-                      <a:ext cx="2000250" cy="2867025"/>
-                    </a:xfrm>
-                    <a:prstGeom prst="rect">
-                      <a:avLst/>
-                    </a:prstGeom>
-                  </pic:spPr>
-                </pic:pic>
-              </a:graphicData>
-            </a:graphic>
-          </wp:inline>
-        </w:drawing>
-      </w:r>
-    </w:p>
-    <w:p>
-      <w:pPr>
-        <w:keepLines/>
-        <w:spacing w:before="30" w:after="200"/>
-        <w:jc w:val="center"/>
-      </w:pPr>
-      <w:r>
-        <w:rPr>
-          <w:i/>
-          <w:iCs/>
-          <w:color w:val="666666"/>
-          <w:sz w:val="20"/>
-          <w:szCs w:val="20"/>
-        </w:rPr>
-        <w:t>8.2. ábra – Bejelentkezési oldal mobilnézetben</w:t>
-      </w:r>
-    </w:p>
-    <w:p>
-      <w:pPr>
-        <w:pStyle w:val="Cmsor2"/>
-      </w:pPr>
-      <w:bookmarkStart w:id="55" w:name="_Toc227325532"/>
-      <w:r>
-        <w:t>8.2. Termékek böngészése</w:t>
-      </w:r>
-      <w:bookmarkEnd w:id="55"/>
-    </w:p>
-    <w:p>
-      <w:pPr>
-        <w:spacing w:after="160"/>
-      </w:pPr>
-      <w:r>
-        <w:t>A főoldalon megjelenő termékkatalógus többféleképpen szűrhető és rendezhető. A menüsorban található kategóriákra (Ing, Zakó, Nadrág, Cipő) kattintva azonnal szűkíthető a megjelenítés adott kategóriára. A keresőmező bármilyen szövegrészlet alapján keres a termék nevében és leírásában. A rendezési legördülő menü segítségével a termékek alapértelmezett sorrend, ár növekvő, ár csökkenő, vagy név szerinti sorrendben listázhatók. Az ár csúszkával beállítható a maximális ár (alapértelmezetten 50.000 Ft).</w:t>
-      </w:r>
-    </w:p>
-    <w:p>
-      <w:pPr>
-        <w:pStyle w:val="Cmsor2"/>
-      </w:pPr>
-      <w:bookmarkStart w:id="56" w:name="_Toc227325533"/>
-      <w:r>
-        <w:t>8.3. Vásárlási folyamat</w:t>
-      </w:r>
-      <w:bookmarkEnd w:id="56"/>
-    </w:p>
-    <w:p>
-      <w:pPr>
-        <w:spacing w:after="160"/>
-      </w:pPr>
-      <w:r>
-        <w:t xml:space="preserve">A terméklistából ki kell választani a kívánt terméket – kattintás a termékkártyára megnyitja a részleteit. A termékoldalon ki kell választani a megfelelő méretet (a rendszer mindegyik méretnél mutatja, hány darab van raktáron), majd beállítani a mennyiséget, és a "Kosárba" gombra kattintva a termék a kosárba kerül. A kosár oldalon módosítható a darabszám vagy törölhetők tételek. A "Tovább a rendeléshez" gombra kattintva a </w:t>
-      </w:r>
-      <w:proofErr w:type="spellStart"/>
-      <w:r>
-        <w:t>checkout</w:t>
-      </w:r>
-      <w:proofErr w:type="spellEnd"/>
-      <w:r>
-        <w:t xml:space="preserve"> oldalra jutunk, ahol ki kell tölteni a szállítási adatokat (név, email, telefon, irányítószám, város, cím), valamint választani kell szállítási és fizetési módot. A "Rendelés leadása" gombra kattintva a rendszer elmenti a rendelést, a kosár kiürül, és egy visszaigazoló oldalra érkezünk a rendelési azonosítóval.</w:t>
-      </w:r>
-    </w:p>
-    <w:p>
-      <w:pPr>
-        <w:pStyle w:val="Cmsor2"/>
-      </w:pPr>
-      <w:bookmarkStart w:id="57" w:name="_Toc227325534"/>
-      <w:r>
-        <w:lastRenderedPageBreak/>
-        <w:t>8.4. Profil és rendelési előzmények</w:t>
-      </w:r>
-      <w:bookmarkEnd w:id="57"/>
-    </w:p>
-    <w:p>
-      <w:pPr>
-        <w:spacing w:after="160"/>
-      </w:pPr>
-      <w:r>
-        <w:t>Bejelentkezett felhasználó a jobb felső sarokban található profil ikonra kattintva elérheti a saját profilját. A profil oldalon módosíthatók a személyes adatok, megjeleníthetők a korábbi rendelések, és nyomon követhető azok státusza.</w:t>
-      </w:r>
-    </w:p>
-    <w:p>
-      <w:pPr>
-        <w:pStyle w:val="Cmsor2"/>
-      </w:pPr>
-      <w:bookmarkStart w:id="58" w:name="_Toc227325535"/>
-      <w:r>
-        <w:t xml:space="preserve">8.5. </w:t>
-      </w:r>
-      <w:proofErr w:type="spellStart"/>
-      <w:r>
-        <w:t>Admin</w:t>
-      </w:r>
-      <w:proofErr w:type="spellEnd"/>
-      <w:r>
-        <w:t xml:space="preserve"> funkciók</w:t>
-      </w:r>
-      <w:bookmarkEnd w:id="58"/>
-    </w:p>
-    <w:p>
-      <w:pPr>
-        <w:spacing w:after="160"/>
-      </w:pPr>
-      <w:r>
-        <w:t xml:space="preserve">Az </w:t>
-      </w:r>
-      <w:proofErr w:type="spellStart"/>
-      <w:r>
-        <w:t>admin</w:t>
-      </w:r>
-      <w:proofErr w:type="spellEnd"/>
-      <w:r>
-        <w:t xml:space="preserve"> felületre csak "</w:t>
-      </w:r>
-      <w:proofErr w:type="spellStart"/>
-      <w:r>
-        <w:t>admin</w:t>
-      </w:r>
-      <w:proofErr w:type="spellEnd"/>
-      <w:r>
-        <w:t xml:space="preserve">" szerepkörrel rendelkező felhasználó jelentkezhet be. Az </w:t>
-      </w:r>
-      <w:proofErr w:type="spellStart"/>
-      <w:r>
-        <w:t>admin</w:t>
-      </w:r>
-      <w:proofErr w:type="spellEnd"/>
-      <w:r>
-        <w:t xml:space="preserve"> menüből négy fő szekció érhető el: Irányítópult, Rendelések, Termékek és Üzenetek.</w:t>
-      </w:r>
-    </w:p>
-    <w:p>
-      <w:pPr>
-        <w:spacing w:after="160"/>
-      </w:pPr>
-      <w:r>
-        <w:t>A termékek menüben új termék felvétele az "+ Új termék" gombbal kezdeményezhető. A megjelenő űrlapon meg kell adni a termék nevét, árát, kép URL-jét (vagy fel kell tölteni egy képet), ki kell választani a kategóriát (ez alapján dinamikusan generálódnak a méret-készlet mezők), majd meg kell adni az egyes méretekhez tartozó készletet és a leírást. A Mentés gomb megnyomásával a termék felkerül az adatbázisba és azonnal elérhető lesz a vásárlók számára.</w:t>
-      </w:r>
-    </w:p>
-    <w:p>
-      <w:pPr>
-        <w:keepNext/>
-        <w:keepLines/>
-        <w:spacing w:before="120" w:after="60"/>
-        <w:jc w:val="center"/>
-      </w:pPr>
-      <w:r>
-        <w:rPr>
-          <w:noProof/>
-        </w:rPr>
-        <w:drawing>
-          <wp:inline distT="0" distB="0" distL="0" distR="0" wp14:anchorId="489FB970" wp14:editId="3299CED6">
-            <wp:extent cx="2000250" cy="2867025"/>
-            <wp:effectExtent l="0" t="0" r="0" b="0"/>
-            <wp:docPr id="1494677339" name="Kép 1494677339"/>
             <wp:cNvGraphicFramePr>
               <a:graphicFrameLocks xmlns:a="http://schemas.openxmlformats.org/drawingml/2006/main" noChangeAspect="1"/>
             </wp:cNvGraphicFramePr>
@@ -25794,6 +25597,195 @@
           <w:sz w:val="20"/>
           <w:szCs w:val="20"/>
         </w:rPr>
+        <w:t>8.2. ábra – Bejelentkezési oldal mobilnézetben</w:t>
+      </w:r>
+    </w:p>
+    <w:p>
+      <w:pPr>
+        <w:pStyle w:val="Cmsor2"/>
+      </w:pPr>
+      <w:bookmarkStart w:id="55" w:name="_Toc227325532"/>
+      <w:r>
+        <w:t>8.2. Termékek böngészése</w:t>
+      </w:r>
+      <w:bookmarkEnd w:id="55"/>
+    </w:p>
+    <w:p>
+      <w:pPr>
+        <w:spacing w:after="160"/>
+      </w:pPr>
+      <w:r>
+        <w:t>A főoldalon megjelenő termékkatalógus többféleképpen szűrhető és rendezhető. A menüsorban található kategóriákra (Ing, Zakó, Nadrág, Cipő) kattintva azonnal szűkíthető a megjelenítés adott kategóriára. A keresőmező bármilyen szövegrészlet alapján keres a termék nevében és leírásában. A rendezési legördülő menü segítségével a termékek alapértelmezett sorrend, ár növekvő, ár csökkenő, vagy név szerinti sorrendben listázhatók. Az ár csúszkával beállítható a maximális ár (alapértelmezetten 50.000 Ft).</w:t>
+      </w:r>
+    </w:p>
+    <w:p>
+      <w:pPr>
+        <w:pStyle w:val="Cmsor2"/>
+      </w:pPr>
+      <w:bookmarkStart w:id="56" w:name="_Toc227325533"/>
+      <w:r>
+        <w:t>8.3. Vásárlási folyamat</w:t>
+      </w:r>
+      <w:bookmarkEnd w:id="56"/>
+    </w:p>
+    <w:p>
+      <w:pPr>
+        <w:spacing w:after="160"/>
+      </w:pPr>
+      <w:r>
+        <w:t xml:space="preserve">A terméklistából ki kell választani a kívánt terméket – kattintás a termékkártyára megnyitja a részleteit. A termékoldalon ki kell választani a megfelelő méretet (a rendszer mindegyik méretnél mutatja, hány darab van raktáron), majd beállítani a mennyiséget, és a "Kosárba" gombra kattintva a termék a kosárba kerül. A kosár oldalon módosítható a darabszám vagy törölhetők tételek. A "Tovább a rendeléshez" gombra kattintva a </w:t>
+      </w:r>
+      <w:proofErr w:type="spellStart"/>
+      <w:r>
+        <w:t>checkout</w:t>
+      </w:r>
+      <w:proofErr w:type="spellEnd"/>
+      <w:r>
+        <w:t xml:space="preserve"> oldalra jutunk, ahol ki kell tölteni a szállítási adatokat (név, email, telefon, irányítószám, város, cím), valamint választani kell szállítási és fizetési módot. A "Rendelés leadása" gombra kattintva a rendszer elmenti a rendelést, a kosár kiürül, és egy visszaigazoló oldalra érkezünk a rendelési azonosítóval.</w:t>
+      </w:r>
+    </w:p>
+    <w:p>
+      <w:pPr>
+        <w:pStyle w:val="Cmsor2"/>
+      </w:pPr>
+      <w:bookmarkStart w:id="57" w:name="_Toc227325534"/>
+      <w:r>
+        <w:lastRenderedPageBreak/>
+        <w:t>8.4. Profil és rendelési előzmények</w:t>
+      </w:r>
+      <w:bookmarkEnd w:id="57"/>
+    </w:p>
+    <w:p>
+      <w:pPr>
+        <w:spacing w:after="160"/>
+      </w:pPr>
+      <w:r>
+        <w:t>Bejelentkezett felhasználó a jobb felső sarokban található profil ikonra kattintva elérheti a saját profilját. A profil oldalon módosíthatók a személyes adatok, megjeleníthetők a korábbi rendelések, és nyomon követhető azok státusza.</w:t>
+      </w:r>
+    </w:p>
+    <w:p>
+      <w:pPr>
+        <w:pStyle w:val="Cmsor2"/>
+      </w:pPr>
+      <w:bookmarkStart w:id="58" w:name="_Toc227325535"/>
+      <w:r>
+        <w:t xml:space="preserve">8.5. </w:t>
+      </w:r>
+      <w:proofErr w:type="spellStart"/>
+      <w:r>
+        <w:t>Admin</w:t>
+      </w:r>
+      <w:proofErr w:type="spellEnd"/>
+      <w:r>
+        <w:t xml:space="preserve"> funkciók</w:t>
+      </w:r>
+      <w:bookmarkEnd w:id="58"/>
+    </w:p>
+    <w:p>
+      <w:pPr>
+        <w:spacing w:after="160"/>
+      </w:pPr>
+      <w:r>
+        <w:t xml:space="preserve">Az </w:t>
+      </w:r>
+      <w:proofErr w:type="spellStart"/>
+      <w:r>
+        <w:t>admin</w:t>
+      </w:r>
+      <w:proofErr w:type="spellEnd"/>
+      <w:r>
+        <w:t xml:space="preserve"> felületre csak "</w:t>
+      </w:r>
+      <w:proofErr w:type="spellStart"/>
+      <w:r>
+        <w:t>admin</w:t>
+      </w:r>
+      <w:proofErr w:type="spellEnd"/>
+      <w:r>
+        <w:t xml:space="preserve">" szerepkörrel rendelkező felhasználó jelentkezhet be. Az </w:t>
+      </w:r>
+      <w:proofErr w:type="spellStart"/>
+      <w:r>
+        <w:t>admin</w:t>
+      </w:r>
+      <w:proofErr w:type="spellEnd"/>
+      <w:r>
+        <w:t xml:space="preserve"> menüből négy fő szekció érhető el: Irányítópult, Rendelések, Termékek és Üzenetek.</w:t>
+      </w:r>
+    </w:p>
+    <w:p>
+      <w:pPr>
+        <w:spacing w:after="160"/>
+      </w:pPr>
+      <w:r>
+        <w:t>A termékek menüben új termék felvétele az "+ Új termék" gombbal kezdeményezhető. A megjelenő űrlapon meg kell adni a termék nevét, árát, kép URL-jét (vagy fel kell tölteni egy képet), ki kell választani a kategóriát (ez alapján dinamikusan generálódnak a méret-készlet mezők), majd meg kell adni az egyes méretekhez tartozó készletet és a leírást. A Mentés gomb megnyomásával a termék felkerül az adatbázisba és azonnal elérhető lesz a vásárlók számára.</w:t>
+      </w:r>
+    </w:p>
+    <w:p>
+      <w:pPr>
+        <w:keepNext/>
+        <w:keepLines/>
+        <w:spacing w:before="120" w:after="60"/>
+        <w:jc w:val="center"/>
+      </w:pPr>
+      <w:r>
+        <w:rPr>
+          <w:noProof/>
+        </w:rPr>
+        <w:drawing>
+          <wp:inline distT="0" distB="0" distL="0" distR="0" wp14:anchorId="489FB970" wp14:editId="3299CED6">
+            <wp:extent cx="2000250" cy="2867025"/>
+            <wp:effectExtent l="0" t="0" r="0" b="0"/>
+            <wp:docPr id="1494677339" name="Kép 1494677339"/>
+            <wp:cNvGraphicFramePr>
+              <a:graphicFrameLocks xmlns:a="http://schemas.openxmlformats.org/drawingml/2006/main" noChangeAspect="1"/>
+            </wp:cNvGraphicFramePr>
+            <a:graphic xmlns:a="http://schemas.openxmlformats.org/drawingml/2006/main">
+              <a:graphicData uri="http://schemas.openxmlformats.org/drawingml/2006/picture">
+                <pic:pic xmlns:pic="http://schemas.openxmlformats.org/drawingml/2006/picture">
+                  <pic:nvPicPr>
+                    <pic:cNvPr id="0" name=""/>
+                    <pic:cNvPicPr>
+                      <a:picLocks noChangeAspect="1" noChangeArrowheads="1"/>
+                    </pic:cNvPicPr>
+                  </pic:nvPicPr>
+                  <pic:blipFill>
+                    <a:blip r:embed="rId22"/>
+                    <a:srcRect/>
+                    <a:stretch>
+                      <a:fillRect/>
+                    </a:stretch>
+                  </pic:blipFill>
+                  <pic:spPr bwMode="auto">
+                    <a:xfrm>
+                      <a:off x="0" y="0"/>
+                      <a:ext cx="2000250" cy="2867025"/>
+                    </a:xfrm>
+                    <a:prstGeom prst="rect">
+                      <a:avLst/>
+                    </a:prstGeom>
+                  </pic:spPr>
+                </pic:pic>
+              </a:graphicData>
+            </a:graphic>
+          </wp:inline>
+        </w:drawing>
+      </w:r>
+    </w:p>
+    <w:p>
+      <w:pPr>
+        <w:keepLines/>
+        <w:spacing w:before="30" w:after="200"/>
+        <w:jc w:val="center"/>
+      </w:pPr>
+      <w:r>
+        <w:rPr>
+          <w:i/>
+          <w:iCs/>
+          <w:color w:val="666666"/>
+          <w:sz w:val="20"/>
+          <w:szCs w:val="20"/>
+        </w:rPr>
         <w:t xml:space="preserve">8.3. ábra – </w:t>
       </w:r>
       <w:proofErr w:type="spellStart"/>
@@ -27982,15 +27974,7 @@
       </w:r>
       <w:proofErr w:type="spellEnd"/>
       <w:r>
-        <w:t xml:space="preserve"> </w:t>
-      </w:r>
-      <w:proofErr w:type="spellStart"/>
-      <w:r>
-        <w:t>on</w:t>
-      </w:r>
-      <w:proofErr w:type="spellEnd"/>
-      <w:r>
-        <w:t xml:space="preserve"> http://192.168.0.164:3000"), valamint a "Sikeres csatlakozás az </w:t>
+        <w:t xml:space="preserve"> on http://192.168.0.164:3000"), valamint a "Sikeres csatlakozás az </w:t>
       </w:r>
       <w:proofErr w:type="spellStart"/>
       <w:r>
@@ -32288,7 +32272,7 @@
     <w:p/>
     <w:p/>
     <w:sectPr>
-      <w:footerReference w:type="default" r:id="rId22"/>
+      <w:footerReference w:type="default" r:id="rId23"/>
       <w:pgSz w:w="11906" w:h="16838"/>
       <w:pgMar w:top="1417" w:right="1417" w:bottom="1417" w:left="1417" w:header="708" w:footer="708" w:gutter="0"/>
       <w:cols w:space="708"/>
@@ -34001,4 +33985,16 @@
     </a:ext>
   </a:extLst>
 </a:theme>
+</file>
+
+<file path=customXml/item1.xml><?xml version="1.0" encoding="utf-8"?>
+<b:Sources xmlns:b="http://schemas.openxmlformats.org/officeDocument/2006/bibliography" xmlns="http://schemas.openxmlformats.org/officeDocument/2006/bibliography" SelectedStyle="\APASixthEditionOfficeOnline.xsl" StyleName="APA" Version="6"/>
+</file>
+
+<file path=customXml/itemProps1.xml><?xml version="1.0" encoding="utf-8"?>
+<ds:datastoreItem xmlns:ds="http://schemas.openxmlformats.org/officeDocument/2006/customXml" ds:itemID="{21D694A0-775D-4545-9E89-FA5131ACC3BA}">
+  <ds:schemaRefs>
+    <ds:schemaRef ds:uri="http://schemas.openxmlformats.org/officeDocument/2006/bibliography"/>
+  </ds:schemaRefs>
+</ds:datastoreItem>
 </file>